--- a/output/poster-handoff-final/Reminiscence_포스터_본문_최종본.docx
+++ b/output/poster-handoff-final/Reminiscence_포스터_본문_최종본.docx
@@ -795,7 +795,7 @@
           <w:u w:val="none"/>
           <w:lang w:val="ko-KR" w:eastAsia="ko-KR"/>
         </w:rPr>
-        <w:t>대화 이상 평가의 재현 예시는 저장소의 합성 test fixture를 사용했다. 20개 기준 세션은 매회 사용자 턴 5회, 총 100자, 평균 20자, 평균 입력 시간 8초, 무응답 0회로 구성하고, 21번째 세션은 사용자 턴 0회, 글자 수 0자, 무응답 5회로 구성했다. 구현은 21번째 세션을 ANOMALOUS로 판정했다. 이 예시는 알고리즘 경계와 결정성을 확인하기 위한 합성 입력이며 사용자 또는 임상 데이터가 아니다.</w:t>
+        <w:t>대화 이상 평가의 재현 예시는 handoff용 합성 fixture를 사용했다. 20개 기준 세션은 요일 변화와 완만한 감소를 포함하며 사용자 턴 3–7회, 총 53–158자, 평균 입력 시간 6.7–9.4초, 무응답 0–1회 범위로 구성했다. 21번째 세션은 사용자 턴 2회, 총 31자, 평균 입력 시간 5.4초, 무응답 2회로 구성했다. 구현은 21번째 세션을 ANOMALOUS로 판정했다. 이 예시는 알고리즘 경계와 결정성을 확인하기 위한 합성 입력이며 사용자 또는 임상 데이터가 아니다.</w:t>
       </w:r>
     </w:p>
     <w:p>
@@ -1259,7 +1259,7 @@
           <w:u w:val="none"/>
           <w:lang w:val="ko-KR" w:eastAsia="ko-KR"/>
         </w:rPr>
-        <w:t>Figure 4는 tests/anomaly/test_detector.py의 합성 fixture를 같은 feature 계산으로 재현한 것이다. 첫 20세션은 사용자 턴 5회, 총 100자, 평균 20자, 평균 입력 시간 8초와 무응답 0회를 사용한다. 21번째 세션은 사용자 턴과 글자 수가 0이고 무응답이 5회이다. 최근 7일 사용자 턴 수는 창이 채워지는 동안 증가해 기준 세션에서 35회에 도달한다. 현재 세션 값은 30회다.</w:t>
+        <w:t>Figure 4는 요일 변화와 완만한 감소를 포함한 handoff 합성 fixture를 현재 구현과 같은 feature 계산으로 재현한 것이다. 첫 20세션의 사용자 턴은 3–7회, 총 글자 수는 53–158자, 무응답은 0–1회 사이에서 변한다. 최근 7일 사용자 턴 수는 창이 채워진 뒤 38회에서 31회까지 변화한다. 21번째 현재 세션은 사용자 턴 2회, 총 31자, 무응답 2회이며 최근 7일 사용자 턴 수는 29회다.</w:t>
       </w:r>
     </w:p>
     <w:p>
@@ -1293,7 +1293,7 @@
           <w:u w:val="none"/>
           <w:lang w:val="ko-KR" w:eastAsia="ko-KR"/>
         </w:rPr>
-        <w:t>재현된 decision function 값은 -0.001109이다. 이 값은 확률이 아니므로 Figure 4에서는 위험도나 백분율로 변환하지 않았다. 공개 상태와 이메일은 동일 후보가 기본 세 번의 연속 평가에서 유지될 때 확정된다.</w:t>
+        <w:t>재현된 decision function 값은 -0.048242이다. 이 값은 확률이 아니므로 Figure 4에서는 위험도나 백분율로 변환하지 않았다. 공개 상태와 이메일은 동일 후보가 기본 세 번의 연속 평가에서 유지될 때 확정된다.</w:t>
       </w:r>
     </w:p>
     <w:p>
@@ -1351,7 +1351,7 @@
           <w:u w:val="none"/>
           <w:lang w:val="ko-KR" w:eastAsia="ko-KR"/>
         </w:rPr>
-        <w:t>Figure 4. 20개 기준 세션과 1개 현재 세션으로 구성한 합성 test fixture. 사용자 및 임상 데이터가 아니며 분류 성능을 나타내지 않는다.</w:t>
+        <w:t>Figure 4. 요일 변화와 완만한 감소를 포함한 20개 기준 세션과 1개 현재 세션의 합성 fixture. 사용자 및 임상 데이터가 아니며 분류 성능을 나타내지 않는다.</w:t>
       </w:r>
     </w:p>
     <w:p>
@@ -4022,7 +4022,7 @@
                 <w:u w:val="none"/>
                 <w:lang w:val="ko-KR" w:eastAsia="ko-KR"/>
               </w:rPr>
-              <w:t>ANOMALOUS, score -0.001109</w:t>
+              <w:t>ANOMALOUS, score -0.048242</w:t>
             </w:r>
           </w:p>
         </w:tc>
@@ -4061,7 +4061,7 @@
                 <w:u w:val="none"/>
                 <w:lang w:val="ko-KR" w:eastAsia="ko-KR"/>
               </w:rPr>
-              <w:t>결정적 동작 예시이며 성능 평가가 아님</w:t>
+              <w:t>변동을 포함한 결정적 동작 예시이며 성능 평가가 아님</w:t>
             </w:r>
           </w:p>
         </w:tc>
@@ -4333,7 +4333,7 @@
           <w:u w:val="none"/>
           <w:lang w:val="ko-KR" w:eastAsia="ko-KR"/>
         </w:rPr>
-        <w:t>20개 기준 세션과 21번째 현재 세션을 사용한 합성 이상 탐지 동작 예시. 현재 세션은 사용자 턴 0회, 총 글자 수 0자, 무응답 5회이며 domain detector는 ANOMALOUS를 반환한다. 이 fixture는 사용자·임상 자료와 모델 성능 평가가 아니다.</w:t>
+        <w:t>요일 변화와 완만한 감소를 포함한 20개 기준 세션과 21번째 현재 세션의 합성 이상 탐지 동작 예시. 현재 세션은 사용자 턴 2회, 총 글자 수 31자, 무응답 2회이며 domain detector는 ANOMALOUS를 반환한다. 이 fixture는 사용자·임상 자료와 모델 성능 평가가 아니다.</w:t>
       </w:r>
     </w:p>
     <w:p>

--- a/output/poster-handoff-final/Reminiscence_포스터_본문_최종본.docx
+++ b/output/poster-handoff-final/Reminiscence_포스터_본문_최종본.docx
@@ -449,7 +449,7 @@
           <w:u w:val="none"/>
           <w:lang w:val="ko-KR" w:eastAsia="ko-KR"/>
         </w:rPr>
-        <w:t>회상 대화의 WAV는 Raspberry Pi 메모리에서 16 kHz mono PCM 16-bit로 정규화된다. 정규화한 음성은 codex-lb의 OpenAI 호환 POST /v1/audio/transcriptions로 전송되며 요청 모델 식별자는 gpt-4o-transcribe로 고정된다. 반환된 text는 대화 지표로 축약되고 로컬 파일에 보존되지 않는다. codex-lb와 그 하위 전사 제공자의 보존 정책은 Reminiscence 저장소 밖의 운영 경계에 속한다.</w:t>
+        <w:t>회상 대화의 WAV는 Raspberry Pi 메모리에서 16 kHz mono PCM 16-bit로 정규화된다. 정규화한 음성은 OpenAI API의 POST /v1/audio/transcriptions로 전송되며 모델 식별자는 gpt-4o-transcribe이다. 반환된 text는 대화 지표로 축약되고 로컬 파일에 보존되지 않는다. OpenAI API의 서버 측 데이터 처리는 운영 시 별도로 확인한다.</w:t>
       </w:r>
     </w:p>
     <w:p>
@@ -778,7 +778,7 @@
           <w:u w:val="none"/>
           <w:lang w:val="ko-KR" w:eastAsia="ko-KR"/>
         </w:rPr>
-        <w:t>현재 저장소의 자동 검증은 pytest 274건 통과와 선택형 Supertonic 실모델 smoke test 1건 제외, Ruff 정적 검사 통과, mypy 44개 source files 오류 없음으로 확인되었다. 외부 codex-lb, 실제 Supertonic model weights와 SMTP 연결은 기본 테스트에서 test double로 대체되므로 이 결과는 외부 서비스 성능을 의미하지 않는다.</w:t>
+        <w:t>현재 저장소의 자동 검증은 pytest 274건 통과와 선택형 Supertonic 실모델 smoke test 1건 제외, Ruff 정적 검사 통과, mypy 44개 source files 오류 없음으로 확인되었다. 외부 OpenAI API, 실제 Supertonic model weights와 SMTP 연결은 기본 테스트에서 test double로 대체되므로 이 결과는 외부 서비스 성능을 의미하지 않는다.</w:t>
       </w:r>
     </w:p>
     <w:p>
@@ -869,7 +869,7 @@
           <w:u w:val="none"/>
           <w:lang w:val="ko-KR" w:eastAsia="ko-KR"/>
         </w:rPr>
-        <w:t>현재 구현에는 실제 고령 사용자 연구, 임상 결과, 한국어 전사 WER·CER, 실제 Raspberry Pi 음성 처리 지연과 Supertonic 3 합성 지연·RTF·메모리 측정, 이상 탐지 precision·recall·false alarm rate가 없다. 회상 질문은 고정형 문구이며 사진의 의미 정보를 이용한 개인화 질문 생성은 포함하지 않는다. 음성은 codex-lb로 전송되므로 완전한 장치 내 음성 처리로 표현할 수 없다. 보호자 이메일은 이상 에피소드당 한 번만 시도하며 실패 재시도, 수신 확인과 과거 알림 이력을 제공하지 않는다.</w:t>
+        <w:t>현재 구현에는 실제 고령 사용자 연구, 임상 결과, 한국어 전사 WER·CER, 실제 Raspberry Pi 음성 처리 지연과 Supertonic 3 합성 지연·RTF·메모리 측정, 이상 탐지 precision·recall·false alarm rate가 없다. 회상 질문은 고정형 문구이며 사진의 의미 정보를 이용한 개인화 질문 생성은 포함하지 않는다. 음성은 OpenAI API로 전송되므로 완전한 장치 내 음성 처리로 표현할 수 없다. 보호자 이메일은 이상 에피소드당 한 번만 시도하며 실패 재시도, 수신 확인과 과거 알림 이력을 제공하지 않는다.</w:t>
       </w:r>
     </w:p>
     <w:p>
@@ -906,7 +906,7 @@
           <w:u w:val="none"/>
           <w:lang w:val="ko-KR" w:eastAsia="ko-KR"/>
         </w:rPr>
-        <w:t>Reminiscence는 사진 액자형 인터페이스, 결정적 루틴 상태 머신, codex-lb 기반 gpt-4o-transcribe 전사, Raspberry Pi의 Supertonic 3 로컬 음성 출력, 최소 지표 저장, 개인 이력 기반 이상 평가와 보호자 이메일을 하나의 프로토타입으로 통합했다. 구현 검증의 범위는 시스템 동작과 데이터 계약이며, 이 결과는 후속 사용성·성능·장기 관찰 연구를 수행할 수 있는 재현 가능한 기반을 제공한다.</w:t>
+        <w:t>Reminiscence는 사진 액자형 인터페이스, 결정적 루틴 상태 머신, OpenAI API 기반 gpt-4o-transcribe 전사, Raspberry Pi의 Supertonic 3 로컬 음성 출력, 최소 지표 저장, 개인 이력 기반 이상 평가와 보호자 이메일을 하나의 프로토타입으로 통합했다. 구현 검증의 범위는 시스템 동작과 데이터 계약이며, 이 결과는 후속 사용성·성능·장기 관찰 연구를 수행할 수 있는 재현 가능한 기반을 제공한다.</w:t>
       </w:r>
     </w:p>
     <w:p>
@@ -985,7 +985,7 @@
           <w:u w:val="none"/>
           <w:lang w:val="ko-KR" w:eastAsia="ko-KR"/>
         </w:rPr>
-        <w:t>codex-lb 요청은 OpenAI 호환 /v1/audio/transcriptions에 multipart 형식으로 전송한다. 필드는 speech.wav 파일, gpt-4o-transcribe 모델 식별자와 한국어 회상 대화를 알리는 고정 prompt로 제한하며 Bearer proxy key를 사용한다. 기본 timeout은 연결 10초와 응답 150초이고 redirect와 retry를 사용하지 않는다.</w:t>
+        <w:t>OpenAI API 요청은 /v1/audio/transcriptions에 multipart 형식으로 전송한다. 필드는 speech.wav 파일, gpt-4o-transcribe 모델 식별자와 한국어 회상 대화를 알리는 고정 prompt로 제한한다. 기본 timeout은 연결 10초와 응답 150초이며 redirect와 retry를 사용하지 않는다.</w:t>
       </w:r>
     </w:p>
     <w:p>
@@ -1589,7 +1589,7 @@
                 <w:u w:val="none"/>
                 <w:lang w:val="ko-KR" w:eastAsia="ko-KR"/>
               </w:rPr>
-              <w:t>태블릿, Raspberry Pi 메모리, codex-lb</w:t>
+              <w:t>태블릿, Raspberry Pi 메모리, OpenAI API</w:t>
             </w:r>
           </w:p>
         </w:tc>
@@ -1670,7 +1670,7 @@
                 <w:u w:val="none"/>
                 <w:lang w:val="ko-KR" w:eastAsia="ko-KR"/>
               </w:rPr>
-              <w:t>전사 text와 provider 응답</w:t>
+              <w:t>전사 text와 API 응답</w:t>
             </w:r>
           </w:p>
         </w:tc>
@@ -1709,7 +1709,7 @@
                 <w:u w:val="none"/>
                 <w:lang w:val="ko-KR" w:eastAsia="ko-KR"/>
               </w:rPr>
-              <w:t>codex-lb에서 Raspberry Pi 메모리</w:t>
+              <w:t>OpenAI API에서 Raspberry Pi 메모리</w:t>
             </w:r>
           </w:p>
         </w:tc>
@@ -2613,7 +2613,7 @@
           <w:u w:val="none"/>
           <w:lang w:val="ko-KR" w:eastAsia="ko-KR"/>
         </w:rPr>
-        <w:t>codex-lb와 하위 전사 provider의 서버 측 보존 여부는 이 저장소의 로컬 비보존 정책으로 확인할 수 없으며 운영 시 별도로 검토해야 한다.</w:t>
+        <w:t>OpenAI API의 서버 측 데이터 처리는 이 저장소의 로컬 비보존 정책과 별도로 확인해야 한다.</w:t>
       </w:r>
     </w:p>
     <w:p>
@@ -2972,7 +2972,7 @@
                 <w:u w:val="none"/>
                 <w:lang w:val="ko-KR" w:eastAsia="ko-KR"/>
               </w:rPr>
-              <w:t>codex-lb OpenAI 호환 API, gpt-4o-transcribe</w:t>
+              <w:t>OpenAI API, gpt-4o-transcribe</w:t>
             </w:r>
           </w:p>
         </w:tc>
@@ -4086,7 +4086,7 @@
           <w:u w:val="none"/>
           <w:lang w:val="ko-KR" w:eastAsia="ko-KR"/>
         </w:rPr>
-        <w:t>제외된 한 건은 실제 Supertonic 3 model weights를 요구하는 선택형 smoke test이다. 외부 codex-lb live test, 한국어 WER·CER, 실제 SMTP 도달, 사용자 연구와 임상 평가는 이 결과에 포함되지 않는다.</w:t>
+        <w:t>제외된 한 건은 실제 Supertonic 3 model weights를 요구하는 선택형 smoke test이다. 외부 OpenAI API live test, 한국어 WER·CER, 실제 SMTP 도달, 사용자 연구와 임상 평가는 이 결과에 포함되지 않는다.</w:t>
       </w:r>
     </w:p>
     <w:p>

--- a/output/poster-handoff-final/Reminiscence_포스터_본문_최종본.docx
+++ b/output/poster-handoff-final/Reminiscence_포스터_본문_최종본.docx
@@ -524,7 +524,7 @@
           <w:u w:val="none"/>
           <w:lang w:val="ko-KR" w:eastAsia="ko-KR"/>
         </w:rPr>
-        <w:t>Figure 1. 태블릿, Raspberry Pi와 설정 가능한 네트워크 서비스 사이의 데이터 흐름. 점선은 메모리와 네트워크에서 일시 처리되는 WAV·text를, 실선은 축약 지표의 로컬 저장을 뜻한다.</w:t>
+        <w:t>Figure 1. 태블릿, Raspberry Pi, OpenAI API와 SMTP의 데이터 경계. WAV와 전사 text는 일시 처리되고 축약 지표만 로컬 JSON에 저장된다.</w:t>
       </w:r>
     </w:p>
     <w:p>
@@ -653,7 +653,7 @@
           <w:u w:val="none"/>
           <w:lang w:val="ko-KR" w:eastAsia="ko-KR"/>
         </w:rPr>
-        <w:t>Figure 2. 가족사진 기본 화면에서 시작해 루틴 기록 또는 회상 대화를 거쳐 다시 기본 화면으로 돌아오는 사용자 흐름과, 누적 변화가 확정된 경우에만 분기되는 보호자 확인 흐름.</w:t>
+        <w:t>Figure 2. 사진 화면에서 루틴 또는 회상 대화를 수행하고 복귀하는 흐름. 보호자 이메일은 이상 후보가 세 번 연속 확인된 경우 시도한다.</w:t>
       </w:r>
     </w:p>
     <w:p>
@@ -1168,7 +1168,7 @@
           <w:u w:val="none"/>
           <w:lang w:val="ko-KR" w:eastAsia="ko-KR"/>
         </w:rPr>
-        <w:t>Figure 3. 시연 설정의 루틴 타임라인. 사용자가 응답 가능 구간에서 기록 버튼을 누르면 이후 재알림이 중단되고 CONFIRMED로 종료된다.</w:t>
+        <w:t>Figure 3. 09:00–09:40 시연 타임라인. 구간 내 버튼 입력은 CONFIRMED, 기한 도달은 NOT_ANSWERED로 종료된다.</w:t>
       </w:r>
     </w:p>
     <w:p>
@@ -1259,41 +1259,7 @@
           <w:u w:val="none"/>
           <w:lang w:val="ko-KR" w:eastAsia="ko-KR"/>
         </w:rPr>
-        <w:t>Figure 4는 요일 변화와 완만한 감소를 포함한 handoff 합성 fixture를 현재 구현과 같은 feature 계산으로 재현한 것이다. 첫 20세션의 사용자 턴은 3–7회, 총 글자 수는 53–158자, 무응답은 0–1회 사이에서 변한다. 최근 7일 사용자 턴 수는 창이 채워진 뒤 38회에서 31회까지 변화한다. 21번째 현재 세션은 사용자 턴 2회, 총 31자, 무응답 2회이며 최근 7일 사용자 턴 수는 29회다.</w:t>
-      </w:r>
-    </w:p>
-    <w:p>
-      <w:pPr>
-        <w:widowControl/>
-      </w:pPr>
-      <w:r>
-        <w:rPr>
-          <w:rFonts w:ascii="AppleGothic" w:hAnsi="AppleGothic" w:eastAsia="AppleGothic" w:cs="AppleGothic" w:hint="eastAsia"/>
-          <w:b w:val="0"/>
-          <w:i w:val="0"/>
-          <w:color w:val="1F2933"/>
-          <w:sz w:val="22"/>
-          <w:u w:val="none"/>
-          <w:lang w:val="ko-KR" w:eastAsia="ko-KR"/>
-        </w:rPr>
-        <w:t>Domain detector는 현재 세션을 ANOMALOUS로 판정했다.</w:t>
-      </w:r>
-    </w:p>
-    <w:p>
-      <w:pPr>
-        <w:widowControl/>
-      </w:pPr>
-      <w:r>
-        <w:rPr>
-          <w:rFonts w:ascii="AppleGothic" w:hAnsi="AppleGothic" w:eastAsia="AppleGothic" w:cs="AppleGothic" w:hint="eastAsia"/>
-          <w:b w:val="0"/>
-          <w:i w:val="0"/>
-          <w:color w:val="1F2933"/>
-          <w:sz w:val="22"/>
-          <w:u w:val="none"/>
-          <w:lang w:val="ko-KR" w:eastAsia="ko-KR"/>
-        </w:rPr>
-        <w:t>재현된 decision function 값은 -0.048242이다. 이 값은 확률이 아니므로 Figure 4에서는 위험도나 백분율로 변환하지 않았다. 공개 상태와 이메일은 동일 후보가 기본 세 번의 연속 평가에서 유지될 때 확정된다.</w:t>
+        <w:t>Figure 4는 20개 기준 세션과 21번째 현재 세션을 구현과 같은 feature 계산에 입력한 합성 재현이다. 현재 세션은 최근 7일 사용자 턴 29회, 총 31자, 무응답 2회로 구성했으며 domain detector는 ANOMALOUS, decision function -0.048242를 반환했다. 이 값은 확률이 아니며 동일 후보가 세 번 연속 확인된 뒤 공개 상태와 이메일을 확정한다.</w:t>
       </w:r>
     </w:p>
     <w:p>
@@ -1351,7 +1317,7 @@
           <w:u w:val="none"/>
           <w:lang w:val="ko-KR" w:eastAsia="ko-KR"/>
         </w:rPr>
-        <w:t>Figure 4. 요일 변화와 완만한 감소를 포함한 20개 기준 세션과 1개 현재 세션의 합성 fixture. 사용자 및 임상 데이터가 아니며 분류 성능을 나타내지 않는다.</w:t>
+        <w:t>Figure 4. 20개 기준 세션과 1개 현재 세션의 합성 동작 재현. 사용자·임상 자료와 분류 성능 평가가 아니다.</w:t>
       </w:r>
     </w:p>
     <w:p>
@@ -4222,7 +4188,7 @@
           <w:u w:val="none"/>
           <w:lang w:val="ko-KR" w:eastAsia="ko-KR"/>
         </w:rPr>
-        <w:t>Reminiscence의 시스템과 데이터 경계. 태블릿은 화면, 마이크와 스피커를 담당하고 Raspberry Pi는 상태 전이, 안전한 고정형 질문, 지표 축약, Supertonic 3 합성, 로컬 저장과 이상 평가를 담당한다. WAV와 전사 text는 일시 처리되며 축약된 대화·루틴 지표만 로컬 JSON에 저장된다.</w:t>
+        <w:t>태블릿, Raspberry Pi, OpenAI API와 SMTP의 데이터 경계. WAV와 전사 text는 일시 처리되고 축약된 대화·루틴 지표만 로컬 JSON에 저장된다.</w:t>
       </w:r>
     </w:p>
     <w:p>
@@ -4259,7 +4225,7 @@
           <w:u w:val="none"/>
           <w:lang w:val="ko-KR" w:eastAsia="ko-KR"/>
         </w:rPr>
-        <w:t>가족사진 기본 화면을 중심으로 한 사용자 시나리오. 루틴 흐름은 버튼 입력에 따라 CONFIRMED 또는 NOT_ANSWERED로 종료되고, 회상 대화 흐름은 선택형 질문과 응답 지표를 기록한 뒤 기본 화면으로 돌아간다. 보호자 이메일은 누적된 이상 후보가 세 번의 연속 평가에서 유지된 경우에만 시도한다.</w:t>
+        <w:t>가족사진 화면에서 루틴 또는 회상 대화를 수행하고 복귀하는 사용자 흐름. 보호자 이메일은 이상 후보가 세 번 연속 확인된 경우 시도한다.</w:t>
       </w:r>
     </w:p>
     <w:p>
@@ -4296,7 +4262,7 @@
           <w:u w:val="none"/>
           <w:lang w:val="ko-KR" w:eastAsia="ko-KR"/>
         </w:rPr>
-        <w:t>09:00 예정, 10분 유예, 10분 간격, 최대 재알림 3회의 시연 설정. 최초 안내 뒤 09:10, 09:20, 09:30에 재알림하며 09:40부터 NOT_ANSWERED로 마감한다. 확인 가능 구간에서 버튼을 누르면 이후 재알림을 중단한다.</w:t>
+        <w:t>09:00 시작, 10분 간격, 재알림 3회의 시연 설정. 구간 내 버튼 입력은 CONFIRMED, 09:40 도달은 NOT_ANSWERED로 종료된다.</w:t>
       </w:r>
     </w:p>
     <w:p>
@@ -4333,7 +4299,7 @@
           <w:u w:val="none"/>
           <w:lang w:val="ko-KR" w:eastAsia="ko-KR"/>
         </w:rPr>
-        <w:t>요일 변화와 완만한 감소를 포함한 20개 기준 세션과 21번째 현재 세션의 합성 이상 탐지 동작 예시. 현재 세션은 사용자 턴 2회, 총 글자 수 31자, 무응답 2회이며 domain detector는 ANOMALOUS를 반환한다. 이 fixture는 사용자·임상 자료와 모델 성능 평가가 아니다.</w:t>
+        <w:t>20개 기준 세션과 21번째 현재 세션의 합성 이상 탐지 동작 예시. 현재 세션은 ANOMALOUS로 판정됐으며 사용자·임상 자료와 성능 평가가 아니다.</w:t>
       </w:r>
     </w:p>
     <w:p>

--- a/output/poster-handoff-final/Reminiscence_포스터_본문_최종본.docx
+++ b/output/poster-handoff-final/Reminiscence_포스터_본문_최종본.docx
@@ -111,7 +111,7 @@
           <w:u w:val="none"/>
           <w:lang w:val="ko-KR" w:eastAsia="ko-KR"/>
         </w:rPr>
-        <w:t>2026-07-27</w:t>
+        <w:t>2026-07-28</w:t>
       </w:r>
     </w:p>
     <w:p>
@@ -173,7 +173,7 @@
           <w:u w:val="none"/>
           <w:lang w:val="ko-KR" w:eastAsia="ko-KR"/>
         </w:rPr>
-        <w:t>Reminiscence는 평상시에는 가족사진을 보여 주고, 정해진 시각에는 식사·복약 루틴과 선택형 회상 대화를 안내하며, 누적된 최소 행동 지표가 개인의 평소 범위에서 지속적으로 벗어날 때 보호자에게 관찰 근거를 전달하는 Raspberry Pi 기반 시스템이다.</w:t>
+        <w:t>Reminiscence는 평상시에는 가족사진을 보여 주고, 정해진 시각에는 식사·복약 루틴과 선택형 회상 대화를 안내하며, 누적된 최소 행동 지표의 영역별 평가가 연속으로 이상 후보를 반환하면 상태를 전환하고 보호자에게 관찰 근거를 전달하는 Raspberry Pi 기반 시스템이다.</w:t>
       </w:r>
     </w:p>
     <w:p>
@@ -321,7 +321,7 @@
           <w:u w:val="none"/>
           <w:lang w:val="ko-KR" w:eastAsia="ko-KR"/>
         </w:rPr>
-        <w:t>개별 미응답이나 짧은 대화는 일정 변경, 기기 미사용, 피로와 같은 여러 원인으로 발생할 수 있다. 한 사건을 즉시 경고로 바꾸면 보호자가 반복 알림에 노출될 수 있다. 시스템은 동일 사용자의 루틴과 대화 이력을 별도 영역으로 평가하고, 이상 후보가 기본 세 번의 연속 평가에서 유지될 때 현재 상태를 확정한다.</w:t>
+        <w:t>개별 미응답이나 짧은 대화는 일정 변경, 기기 미사용, 피로와 같은 여러 원인으로 발생할 수 있다. 한 사건을 즉시 경고로 바꾸면 보호자가 반복 알림에 노출될 수 있다. 시스템은 동일 사용자의 루틴과 대화 이력을 별도 영역으로 평가하고, 두 영역의 OR 결과가 기본 세 번의 연속 주기 평가에서 이상이면 저장 상태를 ANOMALOUS로 전환한다.</w:t>
       </w:r>
     </w:p>
     <w:p>
@@ -432,7 +432,7 @@
           <w:u w:val="none"/>
           <w:lang w:val="ko-KR" w:eastAsia="ko-KR"/>
         </w:rPr>
-        <w:t>태블릿 웹앱은 날짜와 가족사진을 표시하고, 큰 기록 버튼, 마이크와 스피커를 제공한다. Raspberry Pi의 FastAPI 애플리케이션은 루틴 상태 전이, 고정형 회상 질문, 음성 전사 연동, 지표 축약, Supertonic 3 음성 합성, 로컬 JSON 저장, 이상 평가와 보호자 이메일 조정을 담당한다.</w:t>
+        <w:t>태블릿 클라이언트는 날짜와 가족사진을 표시하고, 큰 기록 버튼, 마이크와 스피커를 제공한다. Raspberry Pi의 FastAPI 애플리케이션은 루틴 상태 전이, 고정형 회상 질문, 음성 전사 연동, 지표 축약, Supertonic 3 음성 합성, 로컬 JSON 저장, 이상 평가와 보호자 이메일 조정을 담당한다.</w:t>
       </w:r>
     </w:p>
     <w:p>
@@ -595,7 +595,7 @@
           <w:u w:val="none"/>
           <w:lang w:val="ko-KR" w:eastAsia="ko-KR"/>
         </w:rPr>
-        <w:t>루틴과 대화에서 이상 후보가 반복되면 보호자에게 현재 관찰 근거를 담은 이메일을 한 번 시도한다. 같은 이상 상태가 지속되는 동안에는 다시 발송하지 않고, 상태가 정상으로 돌아오면 다음 에피소드를 위한 알림 표식을 초기화한다.</w:t>
+        <w:t>루틴과 대화의 OR 결과가 연속 이상으로 평가되면 저장 상태를 ANOMALOUS로 전환하고 보호자에게 현재 관찰 근거를 담은 SMTP 전송을 시도한다. 같은 이상 상태가 지속되는 동안에는 다시 시도하지 않고, 상태가 정상으로 돌아오면 다음 에피소드를 위한 알림 표식을 초기화한다.</w:t>
       </w:r>
     </w:p>
     <w:p>
@@ -653,7 +653,7 @@
           <w:u w:val="none"/>
           <w:lang w:val="ko-KR" w:eastAsia="ko-KR"/>
         </w:rPr>
-        <w:t>Figure 2. 사진 화면에서 루틴 또는 회상 대화를 수행하고 복귀하는 흐름. 보호자 이메일은 이상 후보가 세 번 연속 확인된 경우 시도한다.</w:t>
+        <w:t>Figure 2. 사진 화면에서 루틴 또는 회상 대화를 수행하고 복귀하는 흐름. 저장 상태는 연속 이상 평가가 기본 세 번 누적되면 전환되며 SMTP는 에피소드당 최대 한 번 시도한다.</w:t>
       </w:r>
     </w:p>
     <w:p>
@@ -690,7 +690,7 @@
           <w:u w:val="none"/>
           <w:lang w:val="ko-KR" w:eastAsia="ko-KR"/>
         </w:rPr>
-        <w:t>루틴과 대화는 관측 주기와 의미가 달라 별도 영역으로 평가한다. 루틴 영역은 하루의 미응답 비율과 평균 확인 지연시간을 사용한다. 일별 벡터가 28개 이하인 초기 구간에는 동일 루틴의 최근 세 실행이 모두 NOT_ANSWERED인지 확인하고, 29번째 일별 벡터부터 이전 28일 이상을 기준으로 모델 평가를 수행한다.</w:t>
+        <w:t>루틴과 대화는 관측 주기와 의미가 달라 별도 영역으로 평가한다. 루틴 영역은 하루의 미응답 비율과 평균 확인 지연시간을 사용한다. 종료 기록이 있는 관측일이 28개 이하인 초기 구간에는 동일 루틴의 최근 세 종료 실행이 모두 NOT_ANSWERED인지 확인하고, 29번째 관측일부터 이전의 모든 일별 벡터를 기준으로 모델 평가를 수행한다.</w:t>
       </w:r>
     </w:p>
     <w:p>
@@ -724,7 +724,7 @@
           <w:u w:val="none"/>
           <w:lang w:val="ko-KR" w:eastAsia="ko-KR"/>
         </w:rPr>
-        <w:t>두 영역의 모델은 StandardScaler와 Isolation Forest로 구성된다. 나무 수는 100개이며 contamination은 0.1, random state는 42다. 어느 한 영역이 이상이면 전체 이상 후보가 되며, 기본 세 번의 연속 평가에서 후보가 유지될 때 공개 상태를 ANOMALOUS로 확정한다.</w:t>
+        <w:t>두 영역의 모델은 StandardScaler와 Isolation Forest로 구성된다. 나무 수는 100개이며 contamination은 0.1, random state는 42다. 어느 한 영역이 이상이면 전체 이상 후보가 된다. 평가 결과와 연속 횟수는 매번 저장하며, 전체 이상 후보가 기본 세 번 연속이면 저장 상태를 ANOMALOUS로 전환한다.</w:t>
       </w:r>
     </w:p>
     <w:p>
@@ -795,7 +795,7 @@
           <w:u w:val="none"/>
           <w:lang w:val="ko-KR" w:eastAsia="ko-KR"/>
         </w:rPr>
-        <w:t>대화 이상 평가의 재현 예시는 handoff용 합성 fixture를 사용했다. 20개 기준 세션은 요일 변화와 완만한 감소를 포함하며 사용자 턴 3–7회, 총 53–158자, 평균 입력 시간 6.7–9.4초, 무응답 0–1회 범위로 구성했다. 21번째 세션은 사용자 턴 2회, 총 31자, 평균 입력 시간 5.4초, 무응답 2회로 구성했다. 구현은 21번째 세션을 ANOMALOUS로 판정했다. 이 예시는 알고리즘 경계와 결정성을 확인하기 위한 합성 입력이며 사용자 또는 임상 데이터가 아니다.</w:t>
+        <w:t>대화 이상 평가의 재현 예시는 handoff용 합성 fixture를 사용했다. 20개 기준 세션은 요일 변화와 완만한 감소를 포함하며 사용자 턴 3–7회, 총 53–158자, 평균 입력 시간 6.7–9.4초, 무응답 0–1회 범위로 구성했다. 21번째 세션은 사용자 턴 2회, 총 31자, 평균 입력 시간 5.4초, 무응답 2회로 구성했다. 대화 domain detector는 21번째 세션을 이상 후보로 판정했다. 이 예시는 알고리즘 경계와 결정성을 확인하기 위한 합성 입력이며 사용자 또는 임상 데이터가 아니다.</w:t>
       </w:r>
     </w:p>
     <w:p>
@@ -869,7 +869,7 @@
           <w:u w:val="none"/>
           <w:lang w:val="ko-KR" w:eastAsia="ko-KR"/>
         </w:rPr>
-        <w:t>현재 구현에는 실제 고령 사용자 연구, 임상 결과, 한국어 전사 WER·CER, 실제 Raspberry Pi 음성 처리 지연과 Supertonic 3 합성 지연·RTF·메모리 측정, 이상 탐지 precision·recall·false alarm rate가 없다. 회상 질문은 고정형 문구이며 사진의 의미 정보를 이용한 개인화 질문 생성은 포함하지 않는다. 음성은 OpenAI API로 전송되므로 완전한 장치 내 음성 처리로 표현할 수 없다. 보호자 이메일은 이상 에피소드당 한 번만 시도하며 실패 재시도, 수신 확인과 과거 알림 이력을 제공하지 않는다.</w:t>
+        <w:t>현재 구현에는 실제 고령 사용자 연구, 임상 결과, 한국어 전사 WER·CER, 실제 Raspberry Pi 음성 처리 지연과 Supertonic 3 합성 지연·RTF·메모리 측정, 이상 탐지 precision·recall·false alarm rate가 없다. 회상 질문은 고정형 문구이며 사진의 의미 정보를 이용한 개인화 질문 생성은 포함하지 않는다. 음성은 OpenAI API로 전송되므로 완전한 장치 내 음성 처리로 표현할 수 없다. 연속 확인 횟수는 새로운 관측 사건 수가 아닌 주기 평가 횟수이며 후보 영역과 원인의 동일성을 비교하지 않는다. 보호자 이메일은 이상 에피소드당 한 번만 시도하며 실패 재시도, 수신 확인과 과거 알림 이력을 제공하지 않는다.</w:t>
       </w:r>
     </w:p>
     <w:p>
@@ -906,12 +906,7 @@
           <w:u w:val="none"/>
           <w:lang w:val="ko-KR" w:eastAsia="ko-KR"/>
         </w:rPr>
-        <w:t>Reminiscence는 사진 액자형 인터페이스, 결정적 루틴 상태 머신, OpenAI API 기반 gpt-4o-transcribe 전사, Raspberry Pi의 Supertonic 3 로컬 음성 출력, 최소 지표 저장, 개인 이력 기반 이상 평가와 보호자 이메일을 하나의 프로토타입으로 통합했다. 구현 검증의 범위는 시스템 동작과 데이터 계약이며, 이 결과는 후속 사용성·성능·장기 관찰 연구를 수행할 수 있는 재현 가능한 기반을 제공한다.</w:t>
-      </w:r>
-    </w:p>
-    <w:p>
-      <w:r>
-        <w:br w:type="page"/>
+        <w:t>Reminiscence는 사진 액자형 태블릿 연동 계약, 결정적 루틴 상태 머신, OpenAI API 기반 gpt-4o-transcribe 전사, Raspberry Pi의 Supertonic 3 로컬 음성 출력, 최소 지표 저장, 개인 이력 기반 이상 평가와 보호자 이메일을 백엔드 프로토타입으로 구현했다. 구현 검증의 범위는 시스템 동작과 데이터 계약이며, 이 결과는 후속 사용성·성능·장기 관찰 연구를 수행할 수 있는 재현 가능한 기반을 제공한다.</w:t>
       </w:r>
     </w:p>
     <w:p>
@@ -919,6 +914,7 @@
         <w:pStyle w:val="Heading1"/>
         <w:keepNext/>
         <w:keepLines/>
+        <w:pageBreakBefore/>
         <w:spacing w:before="360" w:after="200" w:line="276" w:lineRule="auto"/>
       </w:pPr>
       <w:r>
@@ -1039,7 +1035,7 @@
           <w:u w:val="none"/>
           <w:lang w:val="ko-KR" w:eastAsia="ko-KR"/>
         </w:rPr>
-        <w:t>Raspberry Pi는 Supertonic 3의 공식 Python SDK와 ONNX Runtime을 이용해 질문과 루틴 안내를 합성한다. 프로세스는 모델과 F1 voice style을 한 번 로딩하고 합성 호출을 직렬화한다. 기본 설정은 language ko, speed 0.9, total steps 8, 최대 500자이다. 출력 waveform은 메모리에서 PCM 16-bit WAV로 인코딩하고 엔진이 반환한 sample rate와 음성 길이를 응답 header에 기록한다.</w:t>
+        <w:t>Raspberry Pi는 Supertonic 3의 공식 Python SDK와 ONNX Runtime을 이용해 질문과 루틴 안내를 합성한다. 프로세스는 모델과 F1 voice style을 한 번 로딩하고 합성 호출을 직렬화한다. 기본 설정은 language ko, speed 0.9, total steps 8, 최대 500자이다. 출력 waveform은 메모리에서 PCM 16-bit WAV로 인코딩하고, 엔진 sample rate와 waveform 길이로 계산한 음성 길이를 응답 header에 기록한다.</w:t>
       </w:r>
     </w:p>
     <w:p>
@@ -1205,7 +1201,7 @@
           <w:u w:val="none"/>
           <w:lang w:val="ko-KR" w:eastAsia="ko-KR"/>
         </w:rPr>
-        <w:t>루틴 초기 구간은 동일 routine의 최근 세 실행이 모두 미응답인지 확인한다. 모델 활성화 뒤에는 일별 미응답 비율과 평균 확인 지연시간을 입력한다. 대화 모델은 완료된 20개 기준 세션 뒤 최근 7일 사용자 턴 수, 총 글자 수, 평균 글자 수, 평균 턴 입력 시간과 무응답 횟수를 평가한다.</w:t>
+        <w:t>루틴 초기 구간은 동일 routine의 최근 세 종료 실행이 모두 미응답인지 확인한다. 종료 기록이 있는 29번째 관측일부터 일별 미응답 비율과 평균 확인 지연시간을 모델에 입력한다. 대화 모델은 완료된 20개 기준 세션 뒤 최근 7일 사용자 턴 수, 총 글자 수, 평균 글자 수, 평균 턴 입력 시간과 무응답 횟수를 평가한다. 평가 시각 이후 기록, 진행 중인 REMINDING 루틴과 ACTIVE 대화는 제외한다.</w:t>
       </w:r>
     </w:p>
     <w:p>
@@ -1222,7 +1218,7 @@
           <w:u w:val="none"/>
           <w:lang w:val="ko-KR" w:eastAsia="ko-KR"/>
         </w:rPr>
-        <w:t>각 영역의 현재 벡터는 이전 개인 이력과 분리해 평가한다. StandardScaler와 Isolation Forest의 출력에 더해, 기준 구간에서 상수였던 feature가 현재 달라지는 경우도 변화 후보로 처리한다. 영역별 판정은 OR 조건으로 결합하고, 기본 세 번의 연속 평가를 통과한 뒤 최신 상태를 저장한다. 같은 이상 에피소드의 이메일 시도 표식은 한 번만 claim한다.</w:t>
+        <w:t>각 영역의 현재 벡터는 이전 개인 이력과 분리해 평가한다. StandardScaler와 Isolation Forest의 출력에 더해, 기준 구간에서 상수였던 feature가 현재 달라지는 경우도 변화 후보로 처리한다. 영역별 판정은 OR 조건으로 결합하고 결과와 연속 횟수를 매번 저장한다. 전체 이상 후보가 기본 세 번 연속이면 저장 상태를 ANOMALOUS로 전환한다. 연속 횟수는 후보 영역이나 원인의 동일성을 비교하지 않으며 runtime의 기본 평가 주기는 60초다. 같은 이상 에피소드의 SMTP 시도 표식은 발송 전에 한 번만 claim한다.</w:t>
       </w:r>
     </w:p>
     <w:p>
@@ -1259,7 +1255,7 @@
           <w:u w:val="none"/>
           <w:lang w:val="ko-KR" w:eastAsia="ko-KR"/>
         </w:rPr>
-        <w:t>Figure 4는 20개 기준 세션과 21번째 현재 세션을 구현과 같은 feature 계산에 입력한 합성 재현이다. 현재 세션은 최근 7일 사용자 턴 29회, 총 31자, 무응답 2회로 구성했으며 domain detector는 ANOMALOUS, decision function -0.048242를 반환했다. 이 값은 확률이 아니며 동일 후보가 세 번 연속 확인된 뒤 공개 상태와 이메일을 확정한다.</w:t>
+        <w:t>Figure 4는 20개 기준 세션과 21번째 현재 세션을 구현과 같은 feature 계산에 입력한 합성 재현이다. 현재 벡터는 최근 7일 사용자 턴 29회, 총 31자, 평균 15.5자, 평균 턴 입력 5.4초, 무응답 2회이며 plot은 다섯 feature 중 세 개를 표시한다. 대화 domain detector는 ANOMALOUS, decision function -0.048242를 반환했다. 같은 최신 지표를 60초 간격으로 네 번 평가한 test double 기반 service replay에서는 저장 상태와 notification status가 NORMAL·SKIPPED, NORMAL·SKIPPED, ANOMALOUS·SENT, ANOMALOUS·SKIPPED 순으로 재현됐다.</w:t>
       </w:r>
     </w:p>
     <w:p>
@@ -1317,7 +1313,7 @@
           <w:u w:val="none"/>
           <w:lang w:val="ko-KR" w:eastAsia="ko-KR"/>
         </w:rPr>
-        <w:t>Figure 4. 20개 기준 세션과 1개 현재 세션의 합성 동작 재현. 사용자·임상 자료와 분류 성능 평가가 아니다.</w:t>
+        <w:t>Figure 4. 20개 기준 세션과 1개 현재 세션의 합성 detector·service 동작 재현. 대화 domain 후보와 저장 상태를 구분했으며 사용자·임상 자료와 분류 성능 평가가 아니다.</w:t>
       </w:r>
     </w:p>
     <w:p>
@@ -2559,6 +2555,126 @@
           </w:p>
         </w:tc>
       </w:tr>
+      <w:tr>
+        <w:trPr/>
+        <w:tc>
+          <w:tcPr>
+            <w:tcW w:type="dxa" w:w="2100"/>
+            <w:tcBorders>
+              <w:top w:val="single" w:sz="6" w:space="0" w:color="B8C1CA"/>
+              <w:left w:val="single" w:sz="6" w:space="0" w:color="B8C1CA"/>
+              <w:bottom w:val="single" w:sz="6" w:space="0" w:color="B8C1CA"/>
+              <w:right w:val="single" w:sz="6" w:space="0" w:color="B8C1CA"/>
+              <w:insideH w:val="single" w:sz="6" w:space="0" w:color="B8C1CA"/>
+              <w:insideV w:val="single" w:sz="6" w:space="0" w:color="B8C1CA"/>
+            </w:tcBorders>
+            <w:vAlign w:val="center"/>
+            <w:tcMar>
+              <w:top w:w="100" w:type="dxa"/>
+              <w:bottom w:w="100" w:type="dxa"/>
+              <w:start w:w="120" w:type="dxa"/>
+              <w:end w:w="120" w:type="dxa"/>
+            </w:tcMar>
+          </w:tcPr>
+          <w:p>
+            <w:pPr>
+              <w:spacing w:before="0" w:after="0" w:line="276" w:lineRule="auto"/>
+              <w:jc w:val="center"/>
+            </w:pPr>
+            <w:r/>
+            <w:r>
+              <w:rPr>
+                <w:rFonts w:ascii="AppleGothic" w:hAnsi="AppleGothic" w:eastAsia="AppleGothic" w:cs="AppleGothic" w:hint="eastAsia"/>
+                <w:b w:val="0"/>
+                <w:i w:val="0"/>
+                <w:color w:val="1F2933"/>
+                <w:sz w:val="17"/>
+                <w:u w:val="none"/>
+                <w:lang w:val="ko-KR" w:eastAsia="ko-KR"/>
+              </w:rPr>
+              <w:t>운영 자격증명·보호자 연락처</w:t>
+            </w:r>
+          </w:p>
+        </w:tc>
+        <w:tc>
+          <w:tcPr>
+            <w:tcW w:type="dxa" w:w="3200"/>
+            <w:tcBorders>
+              <w:top w:val="single" w:sz="6" w:space="0" w:color="B8C1CA"/>
+              <w:left w:val="single" w:sz="6" w:space="0" w:color="B8C1CA"/>
+              <w:bottom w:val="single" w:sz="6" w:space="0" w:color="B8C1CA"/>
+              <w:right w:val="single" w:sz="6" w:space="0" w:color="B8C1CA"/>
+              <w:insideH w:val="single" w:sz="6" w:space="0" w:color="B8C1CA"/>
+              <w:insideV w:val="single" w:sz="6" w:space="0" w:color="B8C1CA"/>
+            </w:tcBorders>
+            <w:vAlign w:val="center"/>
+            <w:tcMar>
+              <w:top w:w="100" w:type="dxa"/>
+              <w:bottom w:w="100" w:type="dxa"/>
+              <w:start w:w="120" w:type="dxa"/>
+              <w:end w:w="120" w:type="dxa"/>
+            </w:tcMar>
+          </w:tcPr>
+          <w:p>
+            <w:pPr>
+              <w:spacing w:before="0" w:after="0" w:line="276" w:lineRule="auto"/>
+              <w:jc w:val="left"/>
+            </w:pPr>
+            <w:r/>
+            <w:r>
+              <w:rPr>
+                <w:rFonts w:ascii="AppleGothic" w:hAnsi="AppleGothic" w:eastAsia="AppleGothic" w:cs="AppleGothic" w:hint="eastAsia"/>
+                <w:b w:val="0"/>
+                <w:i w:val="0"/>
+                <w:color w:val="1F2933"/>
+                <w:sz w:val="17"/>
+                <w:u w:val="none"/>
+                <w:lang w:val="ko-KR" w:eastAsia="ko-KR"/>
+              </w:rPr>
+              <w:t>별도 secret·환경변수</w:t>
+            </w:r>
+          </w:p>
+        </w:tc>
+        <w:tc>
+          <w:tcPr>
+            <w:tcW w:type="dxa" w:w="4060"/>
+            <w:tcBorders>
+              <w:top w:val="single" w:sz="6" w:space="0" w:color="B8C1CA"/>
+              <w:left w:val="single" w:sz="6" w:space="0" w:color="B8C1CA"/>
+              <w:bottom w:val="single" w:sz="6" w:space="0" w:color="B8C1CA"/>
+              <w:right w:val="single" w:sz="6" w:space="0" w:color="B8C1CA"/>
+              <w:insideH w:val="single" w:sz="6" w:space="0" w:color="B8C1CA"/>
+              <w:insideV w:val="single" w:sz="6" w:space="0" w:color="B8C1CA"/>
+            </w:tcBorders>
+            <w:vAlign w:val="center"/>
+            <w:tcMar>
+              <w:top w:w="100" w:type="dxa"/>
+              <w:bottom w:w="100" w:type="dxa"/>
+              <w:start w:w="120" w:type="dxa"/>
+              <w:end w:w="120" w:type="dxa"/>
+            </w:tcMar>
+          </w:tcPr>
+          <w:p>
+            <w:pPr>
+              <w:spacing w:before="0" w:after="0" w:line="276" w:lineRule="auto"/>
+              <w:jc w:val="left"/>
+            </w:pPr>
+            <w:r/>
+            <w:r>
+              <w:rPr>
+                <w:rFonts w:ascii="AppleGothic" w:hAnsi="AppleGothic" w:eastAsia="AppleGothic" w:cs="AppleGothic" w:hint="eastAsia"/>
+                <w:b w:val="0"/>
+                <w:i w:val="0"/>
+                <w:color w:val="1F2933"/>
+                <w:sz w:val="17"/>
+                <w:u w:val="none"/>
+                <w:lang w:val="ko-KR" w:eastAsia="ko-KR"/>
+              </w:rPr>
+              <w:t>application JSON과 분리</w:t>
+            </w:r>
+          </w:p>
+        </w:tc>
+      </w:tr>
     </w:tbl>
     <w:p>
       <w:pPr>
@@ -2776,7 +2892,7 @@
                 <w:u w:val="none"/>
                 <w:lang w:val="ko-KR" w:eastAsia="ko-KR"/>
               </w:rPr>
-              <w:t>태블릿 웹앱, 화면·마이크·스피커·WAV 재생</w:t>
+              <w:t>태블릿 클라이언트, 화면·마이크·스피커·WAV 재생</w:t>
             </w:r>
           </w:p>
         </w:tc>
@@ -3100,7 +3216,7 @@
                 <w:u w:val="none"/>
                 <w:lang w:val="ko-KR" w:eastAsia="ko-KR"/>
               </w:rPr>
-              <w:t>잠금·fsync·원자적 교체를 사용하는 JSON file store</w:t>
+              <w:t>프로세스 내 경로 잠금·임시 파일 fsync·원자적 os.replace</w:t>
             </w:r>
           </w:p>
         </w:tc>
@@ -3181,7 +3297,7 @@
                 <w:u w:val="none"/>
                 <w:lang w:val="ko-KR" w:eastAsia="ko-KR"/>
               </w:rPr>
-              <w:t>StandardScaler, Isolation Forest, 영역별 평가</w:t>
+              <w:t>초기 규칙과 영역별 StandardScaler·Isolation Forest, 연속 이상 평가 기본 3회</w:t>
             </w:r>
           </w:p>
         </w:tc>
@@ -3262,7 +3378,7 @@
                 <w:u w:val="none"/>
                 <w:lang w:val="ko-KR" w:eastAsia="ko-KR"/>
               </w:rPr>
-              <w:t>SMTP STARTTLS, 이상 에피소드당 한 번의 시도</w:t>
+              <w:t>SMTP STARTTLS, 이상 에피소드당 최대 한 번의 시도</w:t>
             </w:r>
           </w:p>
         </w:tc>
@@ -3547,7 +3663,7 @@
                 <w:u w:val="none"/>
                 <w:lang w:val="ko-KR" w:eastAsia="ko-KR"/>
               </w:rPr>
-              <w:t>단위·통합 테스트와 test double 기반 계약 검증</w:t>
+              <w:t>저장소 전체 단위·통합 테스트와 test double 기반 계약 검증</w:t>
             </w:r>
           </w:p>
         </w:tc>
@@ -3868,7 +3984,7 @@
                 <w:u w:val="none"/>
                 <w:lang w:val="ko-KR" w:eastAsia="ko-KR"/>
               </w:rPr>
-              <w:t>12 paths</w:t>
+              <w:t>12 paths, 13 operations</w:t>
             </w:r>
           </w:p>
         </w:tc>
@@ -3988,7 +4104,7 @@
                 <w:u w:val="none"/>
                 <w:lang w:val="ko-KR" w:eastAsia="ko-KR"/>
               </w:rPr>
-              <w:t>ANOMALOUS, score -0.048242</w:t>
+              <w:t>대화 domain 후보 ANOMALOUS, decision function -0.048242</w:t>
             </w:r>
           </w:p>
         </w:tc>
@@ -4027,7 +4143,7 @@
                 <w:u w:val="none"/>
                 <w:lang w:val="ko-KR" w:eastAsia="ko-KR"/>
               </w:rPr>
-              <w:t>변동을 포함한 결정적 동작 예시이며 성능 평가가 아님</w:t>
+              <w:t>detector와 4회 service 상태 전이의 결정적 동작 예시</w:t>
             </w:r>
           </w:p>
         </w:tc>
@@ -4130,15 +4246,11 @@
       </w:r>
     </w:p>
     <w:p>
-      <w:r>
-        <w:br w:type="page"/>
-      </w:r>
-    </w:p>
-    <w:p>
       <w:pPr>
         <w:pStyle w:val="Heading1"/>
         <w:keepNext/>
         <w:keepLines/>
+        <w:pageBreakBefore/>
         <w:spacing w:before="360" w:after="200" w:line="276" w:lineRule="auto"/>
       </w:pPr>
       <w:r>
@@ -4225,7 +4337,7 @@
           <w:u w:val="none"/>
           <w:lang w:val="ko-KR" w:eastAsia="ko-KR"/>
         </w:rPr>
-        <w:t>가족사진 화면에서 루틴 또는 회상 대화를 수행하고 복귀하는 사용자 흐름. 보호자 이메일은 이상 후보가 세 번 연속 확인된 경우 시도한다.</w:t>
+        <w:t>가족사진 화면에서 루틴 또는 회상 대화를 수행하고 복귀하는 사용자 흐름. 저장 상태는 연속 이상 평가가 기본 세 번 누적되면 전환되며 SMTP는 에피소드당 최대 한 번 시도한다.</w:t>
       </w:r>
     </w:p>
     <w:p>
@@ -4299,12 +4411,7 @@
           <w:u w:val="none"/>
           <w:lang w:val="ko-KR" w:eastAsia="ko-KR"/>
         </w:rPr>
-        <w:t>20개 기준 세션과 21번째 현재 세션의 합성 이상 탐지 동작 예시. 현재 세션은 ANOMALOUS로 판정됐으며 사용자·임상 자료와 성능 평가가 아니다.</w:t>
-      </w:r>
-    </w:p>
-    <w:p>
-      <w:r>
-        <w:br w:type="page"/>
+        <w:t>20개 기준 세션과 21번째 현재 세션의 합성 이상 탐지 동작 예시. 대화 domain 후보는 ANOMALOUS이며 주기 평가에 따른 저장 상태와 notification status를 함께 재현했다. 사용자·임상 자료와 성능 평가가 아니다.</w:t>
       </w:r>
     </w:p>
     <w:p>
@@ -4312,6 +4419,7 @@
         <w:pStyle w:val="Heading1"/>
         <w:keepNext/>
         <w:keepLines/>
+        <w:pageBreakBefore/>
         <w:spacing w:before="360" w:after="200" w:line="276" w:lineRule="auto"/>
       </w:pPr>
       <w:r>

--- a/output/poster-handoff-final/Reminiscence_포스터_본문_최종본.docx
+++ b/output/poster-handoff-final/Reminiscence_포스터_본문_최종본.docx
@@ -58,7 +58,7 @@
           <w:u w:val="none"/>
           <w:lang w:val="ko-KR" w:eastAsia="ko-KR"/>
         </w:rPr>
-        <w:t>가족사진 기반 회상 대화와 개인별 생활 패턴 변화 알림을 위한 스마트 케어 액자</w:t>
+        <w:t>치매 환자를 위한 AI 대화형 스마트 케어 액자</w:t>
       </w:r>
     </w:p>
     <w:p>
@@ -76,7 +76,7 @@
           <w:u w:val="none"/>
           <w:lang w:val="ko-KR" w:eastAsia="ko-KR"/>
         </w:rPr>
-        <w:t>A Smart Care Frame for Photo-Elicited Conversation and Personalized Routine Change Monitoring</w:t>
+        <w:t>An AI-Enabled Conversational Smart Care Frame for People Living with Dementia</w:t>
       </w:r>
     </w:p>
     <w:p>
@@ -173,7 +173,7 @@
           <w:u w:val="none"/>
           <w:lang w:val="ko-KR" w:eastAsia="ko-KR"/>
         </w:rPr>
-        <w:t>Reminiscence는 평상시에는 가족사진을 보여 주고, 정해진 시각에는 식사·복약 루틴과 선택형 회상 대화를 안내하며, 누적된 최소 행동 지표의 영역별 평가가 연속으로 이상 후보를 반환하면 상태를 전환하고 보호자에게 관찰 근거를 전달하는 Raspberry Pi 기반 시스템이다.</w:t>
+        <w:t>Reminiscence는 치매 환자가 익숙한 가족사진을 보며 음성 대화에 참여하고, 식사·복약 루틴과 대화 패턴의 변화를 보호자가 이해할 수 있는 근거로 전달받도록 설계한 AI 대화형 스마트 케어 액자다.</w:t>
       </w:r>
     </w:p>
     <w:p>
@@ -210,7 +210,7 @@
           <w:u w:val="none"/>
           <w:lang w:val="ko-KR" w:eastAsia="ko-KR"/>
         </w:rPr>
-        <w:t>사진과 같은 친숙한 단서를 활용한 회상 활동은 과거 경험을 이야기하도록 돕는 접근으로 사용되어 왔다. Cochrane 체계적 문헌고찰은 일부 환경에서 삶의 질, 인지, 의사소통과 기분에 작은 이점이 나타날 수 있다고 보고했으나 효과의 크기와 방향은 중재 방식과 환경에 따라 달랐다. 디지털 회상 활동에 관한 예비 연구도 가능성을 제시했지만, 제한된 표본과 연구 설계 때문에 임상 효과를 일반화하기 어렵다. 본 프로젝트는 치료 효과 검증을 연구 범위에서 제외하고, 일상 공간에서 부담이 낮은 상호작용과 관찰 가능한 생활 변화 기록을 구현 범위로 정했다.</w:t>
+        <w:t>보건복지부의 2023년 치매역학조사는 국내 65세 이상 인구의 치매 유병률을 9.25%로 보고했다. 2025년 치매 환자는 약 97만 명, 2026년에는 100만 명을 넘을 것으로 추정되며, 지역사회 치매 환자 가족의 45.8%가 돌봄 부담을 보고했다. 치매는 기억과 사고뿐 아니라 대화와 익숙한 일상 수행에도 영향을 주며, 진행될수록 가족과 보호자의 관찰과 지원에 대한 의존이 커진다.</w:t>
       </w:r>
     </w:p>
     <w:p>
@@ -227,7 +227,24 @@
           <w:u w:val="none"/>
           <w:lang w:val="ko-KR" w:eastAsia="ko-KR"/>
         </w:rPr>
-        <w:t>고령 사용자를 위한 디지털 인터페이스에는 일관된 화면 구조, 이해하기 쉬운 문구, 충분한 대비와 조작 부담을 줄인 입력 방식이 필요하다. Reminiscence는 태블릿을 가족사진 액자로 유지하고, 루틴 완료 입력을 큰 버튼 하나로 제한하며, 안내가 끝나면 다시 사진 화면으로 돌아가도록 설계했다.</w:t>
+        <w:t>세계보건기구는 뇌를 자극하고 일상 기능을 유지하는 활동과 사회적 상호작용의 중요성을 제시한다. 가족사진과 같은 친숙한 단서를 이용한 회상 활동은 과거 경험을 이야기하도록 돕는 접근으로 사용되어 왔다. Cochrane 체계적 문헌고찰은 일부 환경에서 삶의 질, 인지, 의사소통과 기분에 작은 이점이 나타날 수 있다고 보고했으나 효과는 중재 방식과 환경에 따라 달랐다. 디지털 회상 활동의 예비 연구도 가능성을 제시했지만 임상 효과를 일반화하기에는 근거가 제한적이다.</w:t>
+      </w:r>
+    </w:p>
+    <w:p>
+      <w:pPr>
+        <w:widowControl/>
+      </w:pPr>
+      <w:r>
+        <w:rPr>
+          <w:rFonts w:ascii="AppleGothic" w:hAnsi="AppleGothic" w:eastAsia="AppleGothic" w:cs="AppleGothic" w:hint="eastAsia"/>
+          <w:b w:val="0"/>
+          <w:i w:val="0"/>
+          <w:color w:val="1F2933"/>
+          <w:sz w:val="22"/>
+          <w:u w:val="none"/>
+          <w:lang w:val="ko-KR" w:eastAsia="ko-KR"/>
+        </w:rPr>
+        <w:t>필요한 것은 병원 밖의 생활 공간에서 반복적으로 사용할 수 있고, 환자에게 복잡한 조작을 요구하지 않으며, 보호자가 곁에 없을 때에도 대화 참여와 생활 루틴의 변화를 이어서 관찰할 수 있는 매개다. Reminiscence는 치료나 진단을 목표로 삼지 않고, 가족사진 액자의 익숙한 형식에 AI 음성 상호작용과 개인별 변화 관찰을 결합한다.</w:t>
       </w:r>
     </w:p>
     <w:p>
@@ -267,7 +284,7 @@
           <w:u w:val="none"/>
           <w:lang w:val="ko-KR" w:eastAsia="ko-KR"/>
         </w:rPr>
-        <w:t>상호작용 부담</w:t>
+        <w:t>지속하기 어려운 회상 대화</w:t>
       </w:r>
     </w:p>
     <w:p>
@@ -284,7 +301,7 @@
           <w:u w:val="none"/>
           <w:lang w:val="ko-KR" w:eastAsia="ko-KR"/>
         </w:rPr>
-        <w:t>식사와 복약을 기록하는 과정이 복잡하면 일상 사용이 중단될 수 있다. 음성 인식 결과를 루틴 완료 근거로 사용하면 주변 소음과 인식 오류가 수행 기록에 직접 영향을 준다. 시스템은 실제 수행 후 누르는 큰 기록 버튼을 루틴의 유일한 완료 입력으로 사용하고, 음성은 선택형 회상 대화에서만 수집한다.</w:t>
+        <w:t>회상 활동은 사진을 함께 보고 질문하며 응답을 기다려 줄 사람이 있을 때 이어지기 쉽다. 가족이나 돌봄 인력이 매일 같은 시간에 대화를 제공하기는 어렵고, 환자가 스스로 앱을 찾아 실행하는 방식도 지속성을 떨어뜨릴 수 있다. 생활 공간에 놓인 가족사진 액자가 정해진 시각 또는 사용자가 원하는 때에 음성으로 대화를 제안하고, 말로 응답할 수 있는 상호작용 통로를 제공할 필요가 있다.</w:t>
       </w:r>
     </w:p>
     <w:p>
@@ -304,7 +321,7 @@
           <w:u w:val="none"/>
           <w:lang w:val="ko-KR" w:eastAsia="ko-KR"/>
         </w:rPr>
-        <w:t>한 번의 미응답이 갖는 낮은 정보성</w:t>
+        <w:t>보호자에게 보이지 않는 생활 변화</w:t>
       </w:r>
     </w:p>
     <w:p>
@@ -321,7 +338,7 @@
           <w:u w:val="none"/>
           <w:lang w:val="ko-KR" w:eastAsia="ko-KR"/>
         </w:rPr>
-        <w:t>개별 미응답이나 짧은 대화는 일정 변경, 기기 미사용, 피로와 같은 여러 원인으로 발생할 수 있다. 한 사건을 즉시 경고로 바꾸면 보호자가 반복 알림에 노출될 수 있다. 시스템은 동일 사용자의 루틴과 대화 이력을 별도 영역으로 평가하고, 두 영역의 OR 결과가 기본 세 번의 연속 주기 평가에서 이상이면 저장 상태를 ANOMALOUS로 전환한다.</w:t>
+        <w:t>함께 거주하지 않는 보호자는 식사와 복약 루틴의 미응답, 대화량 감소와 같은 변화를 연속적으로 확인하기 어렵다. 한 번의 미응답이나 짧은 대화는 일정 변경, 피로, 기기 미사용으로도 발생하므로 곧바로 위험 신호로 해석할 수 없다. 일상에서 부담 없이 축적한 루틴과 대화 지표를 개인의 평소 패턴과 비교하고, 변화가 반복될 때 관찰 근거를 전달하는 연결 장치가 필요하다.</w:t>
       </w:r>
     </w:p>
     <w:p>
@@ -341,7 +358,7 @@
           <w:u w:val="none"/>
           <w:lang w:val="ko-KR" w:eastAsia="ko-KR"/>
         </w:rPr>
-        <w:t>음성 데이터의 민감성</w:t>
+        <w:t>기존 디지털 기기의 높은 조작 부담</w:t>
       </w:r>
     </w:p>
     <w:p>
@@ -358,7 +375,7 @@
           <w:u w:val="none"/>
           <w:lang w:val="ko-KR" w:eastAsia="ko-KR"/>
         </w:rPr>
-        <w:t>가족사진을 보며 나누는 대화에는 개인적 기억과 관계 정보가 포함될 수 있다. 태블릿에서 수집한 WAV는 전사를 위해 외부 네트워크 경계를 통과하지만, Reminiscence의 로컬 저장소에는 WAV와 전사문을 남기지 않는다. 전사 결과는 공백을 제외한 글자 수, 입력 시간, 초당 글자 수, 무응답 여부와 처리 지표로 축약한 뒤 로컬 JSON에 저장한다.</w:t>
+        <w:t>치매 환자는 긴 문장과 복잡한 메뉴를 이해하거나 여러 단계의 조작을 기억하는 데 어려움을 겪을 수 있다. 돌봄 도구가 별도의 앱 학습과 반복 입력을 요구하면 사용 자체가 중단될 가능성이 커진다. 평상시에는 가족사진만 보여 주고, 필요한 순간에 음성 안내와 큰 기록 버튼을 제시하며, 활동이 끝나면 다시 사진 화면으로 돌아가는 인터페이스가 필요하다.</w:t>
       </w:r>
     </w:p>
     <w:p>
@@ -395,7 +412,24 @@
           <w:u w:val="none"/>
           <w:lang w:val="ko-KR" w:eastAsia="ko-KR"/>
         </w:rPr>
-        <w:t>연구 질문은 가족사진 액자의 익숙한 사용 맥락 안에서 루틴 기록, 선택형 회상 대화, 최소 지표 기반 개인 변화 관찰과 설명 가능한 보호자 알림을 하나의 흐름으로 통합할 수 있는가이다. 구현 목표는 태블릿과 Raspberry Pi가 역할을 분담하는 작동 가능한 프로토타입을 구축하고, 원본 대화의 로컬 비보존, 결정적인 상태 전이, 개인 이력 기반 이상 평가와 알림 중복 억제를 소프트웨어 수준에서 검증하는 것이다.</w:t>
+        <w:t>연구 질문은 치매 환자의 생활 공간에 놓인 가족사진 액자에 AI 음성 대화, 루틴 기록, 개인별 변화 관찰과 설명 가능한 보호자 알림을 통합할 수 있는가이다. 구현 목표는 환자에게 새로운 기기 사용 절차를 요구하지 않으면서 대화와 일상 기록의 접점을 만들고, 보호자가 연속적인 생활 변화를 확인할 수 있는 작동 가능한 프로토타입을 구축하는 것이다.</w:t>
+      </w:r>
+    </w:p>
+    <w:p>
+      <w:pPr>
+        <w:widowControl/>
+      </w:pPr>
+      <w:r>
+        <w:rPr>
+          <w:rFonts w:ascii="AppleGothic" w:hAnsi="AppleGothic" w:eastAsia="AppleGothic" w:cs="AppleGothic" w:hint="eastAsia"/>
+          <w:b w:val="0"/>
+          <w:i w:val="0"/>
+          <w:color w:val="1F2933"/>
+          <w:sz w:val="22"/>
+          <w:u w:val="none"/>
+          <w:lang w:val="ko-KR" w:eastAsia="ko-KR"/>
+        </w:rPr>
+        <w:t>본 프로젝트에서 AI는 OpenAI API 기반 음성 전사, Supertonic 3 음성 합성, 개인 이력 기반 Isolation Forest 평가에 사용된다. 회상 질문은 사진 속 사실을 추정하는 자유 생성 대화가 아니라 고정형 안전 문구로 구성하며, 이상 결과는 의료 진단이 아닌 보호자 확인을 위한 관찰 신호로 제한한다.</w:t>
       </w:r>
     </w:p>
     <w:p>
@@ -906,7 +940,7 @@
           <w:u w:val="none"/>
           <w:lang w:val="ko-KR" w:eastAsia="ko-KR"/>
         </w:rPr>
-        <w:t>Reminiscence는 사진 액자형 태블릿 연동 계약, 결정적 루틴 상태 머신, OpenAI API 기반 gpt-4o-transcribe 전사, Raspberry Pi의 Supertonic 3 로컬 음성 출력, 최소 지표 저장, 개인 이력 기반 이상 평가와 보호자 이메일을 백엔드 프로토타입으로 구현했다. 구현 검증의 범위는 시스템 동작과 데이터 계약이며, 이 결과는 후속 사용성·성능·장기 관찰 연구를 수행할 수 있는 재현 가능한 기반을 제공한다.</w:t>
+        <w:t>Reminiscence는 치매 환자에게 익숙한 가족사진 액자에 AI 음성 대화, 식사·복약 루틴, 개인 이력 기반 변화 관찰과 보호자 알림을 결합한 스마트 케어 프로토타입이다. 현재 검증 범위는 시스템 동작과 데이터 계약이며, 실제 대화 지속성, 사용성, 보호자 관찰 지원 효과와 장기 이상 탐지 성능은 후속 연구에서 평가한다.</w:t>
       </w:r>
     </w:p>
     <w:p>
@@ -4449,6 +4483,57 @@
           <w:u w:val="none"/>
           <w:lang w:val="ko-KR" w:eastAsia="ko-KR"/>
         </w:rPr>
+        <w:t>Ministry of Health and Welfare, Republic of Korea. (2025). 2023년 치매역학조사 및 실태조사 결과 발표. https://www.mohw.go.kr/board.es?act=view&amp;bid=0027&amp;list_no=1484959&amp;mid=a10503010300</w:t>
+      </w:r>
+    </w:p>
+    <w:p>
+      <w:pPr>
+        <w:widowControl/>
+      </w:pPr>
+      <w:r>
+        <w:rPr>
+          <w:rFonts w:ascii="AppleGothic" w:hAnsi="AppleGothic" w:eastAsia="AppleGothic" w:cs="AppleGothic" w:hint="eastAsia"/>
+          <w:b w:val="0"/>
+          <w:i w:val="0"/>
+          <w:color w:val="1F2933"/>
+          <w:sz w:val="20"/>
+          <w:u w:val="none"/>
+          <w:lang w:val="ko-KR" w:eastAsia="ko-KR"/>
+        </w:rPr>
+        <w:t>World Health Organization. (2025). Dementia. https://www.who.int/news-room/fact-sheets/detail/dementia</w:t>
+      </w:r>
+    </w:p>
+    <w:p>
+      <w:pPr>
+        <w:widowControl/>
+      </w:pPr>
+      <w:r>
+        <w:rPr>
+          <w:rFonts w:ascii="AppleGothic" w:hAnsi="AppleGothic" w:eastAsia="AppleGothic" w:cs="AppleGothic" w:hint="eastAsia"/>
+          <w:b w:val="0"/>
+          <w:i w:val="0"/>
+          <w:color w:val="1F2933"/>
+          <w:sz w:val="20"/>
+          <w:u w:val="none"/>
+          <w:lang w:val="ko-KR" w:eastAsia="ko-KR"/>
+        </w:rPr>
+        <w:t>National Institute on Aging. (2023). Caring for Older Patients With Cognitive Impairment. https://www.nia.nih.gov/health/health-care-professionals-information/caring-older-patients-cognitive-impairment</w:t>
+      </w:r>
+    </w:p>
+    <w:p>
+      <w:pPr>
+        <w:widowControl/>
+      </w:pPr>
+      <w:r>
+        <w:rPr>
+          <w:rFonts w:ascii="AppleGothic" w:hAnsi="AppleGothic" w:eastAsia="AppleGothic" w:cs="AppleGothic" w:hint="eastAsia"/>
+          <w:b w:val="0"/>
+          <w:i w:val="0"/>
+          <w:color w:val="1F2933"/>
+          <w:sz w:val="20"/>
+          <w:u w:val="none"/>
+          <w:lang w:val="ko-KR" w:eastAsia="ko-KR"/>
+        </w:rPr>
         <w:t>Woods, B., O’Philbin, L., Farrell, E. M., Spector, A. E., and Orrell, M. (2018). Reminiscence therapy for dementia. Cochrane Database of Systematic Reviews, 2018(3), CD001120. https://doi.org/10.1002/14651858.CD001120.pub3</w:t>
       </w:r>
     </w:p>
